--- a/documentation/empty report template.docx
+++ b/documentation/empty report template.docx
@@ -1031,6 +1031,14 @@
     </w:p>
     <w:sdt>
       <w:sdtPr>
+        <w:rPr>
+          <w:rFonts w:asciiTheme="minorHAnsi" w:eastAsiaTheme="minorEastAsia" w:hAnsiTheme="minorHAnsi" w:cstheme="minorBidi"/>
+          <w:b w:val="0"/>
+          <w:bCs w:val="0"/>
+          <w:color w:val="auto"/>
+          <w:sz w:val="22"/>
+          <w:szCs w:val="22"/>
+        </w:rPr>
         <w:id w:val="928769704"/>
         <w:docPartObj>
           <w:docPartGallery w:val="Table of Contents"/>
@@ -1039,11 +1047,7 @@
       </w:sdtPr>
       <w:sdtEndPr>
         <w:rPr>
-          <w:rFonts w:asciiTheme="minorHAnsi" w:eastAsiaTheme="minorEastAsia" w:hAnsiTheme="minorHAnsi" w:cstheme="minorBidi"/>
           <w:noProof/>
-          <w:color w:val="auto"/>
-          <w:sz w:val="22"/>
-          <w:szCs w:val="22"/>
         </w:rPr>
       </w:sdtEndPr>
       <w:sdtContent>
@@ -9565,6 +9569,64 @@
       </w:r>
       <w:bookmarkEnd w:id="67"/>
     </w:p>
+    <w:p/>
+    <w:tbl>
+      <w:tblPr>
+        <w:tblStyle w:val="TableGrid"/>
+        <w:tblW w:w="0" w:type="auto"/>
+        <w:tblLook w:val="04A0" w:firstRow="1" w:lastRow="0" w:firstColumn="1" w:lastColumn="0" w:noHBand="0" w:noVBand="1"/>
+      </w:tblPr>
+      <w:tblGrid>
+        <w:gridCol w:w="8856"/>
+      </w:tblGrid>
+      <w:tr>
+        <w:tc>
+          <w:tcPr>
+            <w:tcW w:w="8856" w:type="dxa"/>
+          </w:tcPr>
+          <w:p>
+            <w:r>
+              <w:drawing>
+                <wp:inline distT="0" distB="0" distL="0" distR="0" wp14:anchorId="64EAF5D6" wp14:editId="166A3526">
+                  <wp:extent cx="5358810" cy="2762516"/>
+                  <wp:effectExtent l="0" t="0" r="0" b="0"/>
+                  <wp:docPr id="1339617670" name="Picture 1"/>
+                  <wp:cNvGraphicFramePr>
+                    <a:graphicFrameLocks xmlns:a="http://schemas.openxmlformats.org/drawingml/2006/main" noChangeAspect="1"/>
+                  </wp:cNvGraphicFramePr>
+                  <a:graphic xmlns:a="http://schemas.openxmlformats.org/drawingml/2006/main">
+                    <a:graphicData uri="http://schemas.openxmlformats.org/drawingml/2006/picture">
+                      <pic:pic xmlns:pic="http://schemas.openxmlformats.org/drawingml/2006/picture">
+                        <pic:nvPicPr>
+                          <pic:cNvPr id="1339617670" name=""/>
+                          <pic:cNvPicPr/>
+                        </pic:nvPicPr>
+                        <pic:blipFill>
+                          <a:blip r:embed="rId9"/>
+                          <a:stretch>
+                            <a:fillRect/>
+                          </a:stretch>
+                        </pic:blipFill>
+                        <pic:spPr>
+                          <a:xfrm>
+                            <a:off x="0" y="0"/>
+                            <a:ext cx="5361117" cy="2763705"/>
+                          </a:xfrm>
+                          <a:prstGeom prst="rect">
+                            <a:avLst/>
+                          </a:prstGeom>
+                        </pic:spPr>
+                      </pic:pic>
+                    </a:graphicData>
+                  </a:graphic>
+                </wp:inline>
+              </w:drawing>
+            </w:r>
+          </w:p>
+        </w:tc>
+      </w:tr>
+    </w:tbl>
+    <w:p/>
     <w:p>
       <w:r>
         <w:t>Content goes here.</w:t>
@@ -9679,8 +9741,8 @@
     </w:p>
     <w:p/>
     <w:sectPr>
-      <w:headerReference w:type="default" r:id="rId9"/>
-      <w:footerReference w:type="default" r:id="rId10"/>
+      <w:headerReference w:type="default" r:id="rId10"/>
+      <w:footerReference w:type="default" r:id="rId11"/>
       <w:pgSz w:w="12240" w:h="15840"/>
       <w:pgMar w:top="1440" w:right="1800" w:bottom="1440" w:left="1800" w:header="720" w:footer="720" w:gutter="0"/>
       <w:cols w:space="720"/>
@@ -10673,6 +10735,7 @@
   <w:style w:type="character" w:default="1" w:styleId="DefaultParagraphFont">
     <w:name w:val="Default Paragraph Font"/>
     <w:uiPriority w:val="1"/>
+    <w:semiHidden/>
     <w:unhideWhenUsed/>
   </w:style>
   <w:style w:type="table" w:default="1" w:styleId="TableNormal">
@@ -21814,6 +21877,7 @@
     <w:rsid w:val="000C3F88"/>
     <w:rsid w:val="001975AD"/>
     <w:rsid w:val="0028104B"/>
+    <w:rsid w:val="00471653"/>
     <w:rsid w:val="005A52BA"/>
     <w:rsid w:val="007B4CEE"/>
     <w:rsid w:val="00923BF6"/>
@@ -21821,6 +21885,7 @@
     <w:rsid w:val="009B4739"/>
     <w:rsid w:val="00C649DF"/>
     <w:rsid w:val="00D74D48"/>
+    <w:rsid w:val="00DD74DF"/>
     <w:rsid w:val="00E8440D"/>
   </w:rsids>
   <m:mathPr>
